--- a/Assets/Document/云熹约定项目文档/12.NE结局/2.男主单线结局/陈予荣单线通用结局.docx
+++ b/Assets/Document/云熹约定项目文档/12.NE结局/2.男主单线结局/陈予荣单线通用结局.docx
@@ -16,7 +16,21 @@
           <w:rFonts w:hint="default"/>
           <w:lang w:val="en-US" w:eastAsia="zh-CN"/>
         </w:rPr>
-        <w:t>陈予荣通用HE结局：【移动的家】</w:t>
+        <w:t>陈予荣通用</w:t>
+      </w:r>
+      <w:r>
+        <w:rPr>
+          <w:rFonts w:hint="eastAsia"/>
+          <w:lang w:val="en-US" w:eastAsia="zh-CN"/>
+        </w:rPr>
+        <w:t>N</w:t>
+      </w:r>
+      <w:r>
+        <w:rPr>
+          <w:rFonts w:hint="default"/>
+          <w:lang w:val="en-US" w:eastAsia="zh-CN"/>
+        </w:rPr>
+        <w:t>E结局：【移动的家】</w:t>
       </w:r>
     </w:p>
     <w:p>
@@ -1576,7 +1590,7 @@
     <w:p>
       <w:pPr>
         <w:rPr>
-          <w:rFonts w:hint="default"/>
+          <w:rFonts w:hint="eastAsia"/>
           <w:sz w:val="28"/>
           <w:szCs w:val="28"/>
           <w:lang w:val="en-US" w:eastAsia="zh-CN"/>
@@ -1598,28 +1612,48 @@
           <w:szCs w:val="28"/>
           <w:lang w:val="en-US" w:eastAsia="zh-CN"/>
         </w:rPr>
-        <w:t>从此人间辽阔，山海漫长，你不必</w:t>
+        <w:t>从此人间辽阔，山海漫长，你不必独自奔赴远方</w:t>
+      </w:r>
+      <w:r>
+        <w:rPr>
+          <w:rFonts w:hint="eastAsia"/>
+          <w:sz w:val="28"/>
+          <w:szCs w:val="28"/>
+          <w:lang w:val="en-US" w:eastAsia="zh-CN"/>
+        </w:rPr>
+        <w:t>||</w:t>
+      </w:r>
+    </w:p>
+    <w:p>
+      <w:pPr>
+        <w:rPr>
+          <w:rFonts w:hint="eastAsia"/>
+          <w:sz w:val="28"/>
+          <w:szCs w:val="28"/>
+          <w:lang w:val="en-US" w:eastAsia="zh-CN"/>
+        </w:rPr>
+      </w:pPr>
+    </w:p>
+    <w:p>
+      <w:pPr>
+        <w:rPr>
+          <w:rFonts w:hint="default"/>
+          <w:sz w:val="28"/>
+          <w:szCs w:val="28"/>
+          <w:lang w:val="en-US" w:eastAsia="zh-CN"/>
+        </w:rPr>
+      </w:pPr>
+      <w:r>
+        <w:rPr>
+          <w:rFonts w:hint="eastAsia"/>
+          <w:sz w:val="28"/>
+          <w:szCs w:val="28"/>
+          <w:lang w:val="en-US" w:eastAsia="zh-CN"/>
+        </w:rPr>
+        <w:t>||【系统提示】获得 Normal End “移动的家”||</w:t>
       </w:r>
       <w:bookmarkStart w:id="0" w:name="_GoBack"/>
       <w:bookmarkEnd w:id="0"/>
-      <w:r>
-        <w:rPr>
-          <w:rFonts w:hint="default"/>
-          <w:sz w:val="28"/>
-          <w:szCs w:val="28"/>
-          <w:lang w:val="en-US" w:eastAsia="zh-CN"/>
-        </w:rPr>
-        <w:t>独自奔赴远方</w:t>
-      </w:r>
-      <w:r>
-        <w:rPr>
-          <w:rFonts w:hint="eastAsia"/>
-          <w:sz w:val="28"/>
-          <w:szCs w:val="28"/>
-          <w:lang w:val="en-US" w:eastAsia="zh-CN"/>
-        </w:rPr>
-        <w:t>||</w:t>
-      </w:r>
     </w:p>
     <w:sectPr>
       <w:pgSz w:w="11906" w:h="16838"/>
@@ -1707,7 +1741,7 @@
     <w:lsdException w:qFormat="1" w:unhideWhenUsed="0" w:uiPriority="0" w:semiHidden="0" w:name="Title"/>
     <w:lsdException w:unhideWhenUsed="0" w:uiPriority="0" w:semiHidden="0" w:name="Closing"/>
     <w:lsdException w:unhideWhenUsed="0" w:uiPriority="0" w:semiHidden="0" w:name="Signature"/>
-    <w:lsdException w:unhideWhenUsed="0" w:uiPriority="0" w:name="Default Paragraph Font"/>
+    <w:lsdException w:qFormat="1" w:unhideWhenUsed="0" w:uiPriority="0" w:name="Default Paragraph Font"/>
     <w:lsdException w:unhideWhenUsed="0" w:uiPriority="0" w:semiHidden="0" w:name="Body Text"/>
     <w:lsdException w:unhideWhenUsed="0" w:uiPriority="0" w:semiHidden="0" w:name="Body Text Indent"/>
     <w:lsdException w:unhideWhenUsed="0" w:uiPriority="0" w:semiHidden="0" w:name="List Continue"/>
@@ -1734,7 +1768,7 @@
     <w:lsdException w:unhideWhenUsed="0" w:uiPriority="0" w:semiHidden="0" w:name="Document Map"/>
     <w:lsdException w:unhideWhenUsed="0" w:uiPriority="0" w:semiHidden="0" w:name="Plain Text"/>
     <w:lsdException w:unhideWhenUsed="0" w:uiPriority="0" w:semiHidden="0" w:name="E-mail Signature"/>
-    <w:lsdException w:unhideWhenUsed="0" w:uiPriority="0" w:semiHidden="0" w:name="Normal (Web)"/>
+    <w:lsdException w:qFormat="1" w:unhideWhenUsed="0" w:uiPriority="0" w:semiHidden="0" w:name="Normal (Web)"/>
     <w:lsdException w:unhideWhenUsed="0" w:uiPriority="0" w:semiHidden="0" w:name="HTML Acronym"/>
     <w:lsdException w:unhideWhenUsed="0" w:uiPriority="0" w:semiHidden="0" w:name="HTML Address"/>
     <w:lsdException w:unhideWhenUsed="0" w:uiPriority="0" w:semiHidden="0" w:name="HTML Cite"/>
@@ -1745,7 +1779,7 @@
     <w:lsdException w:unhideWhenUsed="0" w:uiPriority="0" w:semiHidden="0" w:name="HTML Sample"/>
     <w:lsdException w:unhideWhenUsed="0" w:uiPriority="0" w:semiHidden="0" w:name="HTML Typewriter"/>
     <w:lsdException w:unhideWhenUsed="0" w:uiPriority="0" w:semiHidden="0" w:name="HTML Variable"/>
-    <w:lsdException w:unhideWhenUsed="0" w:uiPriority="0" w:name="Normal Table"/>
+    <w:lsdException w:qFormat="1" w:unhideWhenUsed="0" w:uiPriority="0" w:name="Normal Table"/>
     <w:lsdException w:unhideWhenUsed="0" w:uiPriority="0" w:semiHidden="0" w:name="annotation subject"/>
     <w:lsdException w:unhideWhenUsed="0" w:uiPriority="0" w:semiHidden="0" w:name="Table Simple 1"/>
     <w:lsdException w:unhideWhenUsed="0" w:uiPriority="0" w:semiHidden="0" w:name="Table Simple 2"/>
@@ -1928,11 +1962,13 @@
   <w:style w:type="character" w:default="1" w:styleId="5">
     <w:name w:val="Default Paragraph Font"/>
     <w:semiHidden/>
+    <w:qFormat/>
     <w:uiPriority w:val="0"/>
   </w:style>
   <w:style w:type="table" w:default="1" w:styleId="4">
     <w:name w:val="Normal Table"/>
     <w:semiHidden/>
+    <w:qFormat/>
     <w:uiPriority w:val="0"/>
     <w:tblPr>
       <w:tblCellMar>
@@ -1946,6 +1982,7 @@
   <w:style w:type="paragraph" w:styleId="3">
     <w:name w:val="Normal (Web)"/>
     <w:basedOn w:val="1"/>
+    <w:qFormat/>
     <w:uiPriority w:val="0"/>
     <w:pPr>
       <w:spacing w:before="0" w:beforeAutospacing="1" w:after="0" w:afterAutospacing="1"/>
